--- a/Volume 1/Chapter 06 - RESTful APIs/SPA_Vol1_Ch6_Lesson6_12a_JSON_Requests_EXTENDED.docx
+++ b/Volume 1/Chapter 06 - RESTful APIs/SPA_Vol1_Ch6_Lesson6_12a_JSON_Requests_EXTENDED.docx
@@ -67,10 +67,7 @@
     </w:p>
     <w:p>
       <w:r>
-        <w:t xml:space="preserve">Send and receive JSON request bodies from both sides in Assembly, Rust, and Erlang, exactly as Lesson 6.12 does. On the client, build the new contact Mae "Mo" Lin from values, serialize it with the language's JSON library, and send it with POST and the JSON Content-Type. On the server, accept a body only when the request says it is JSON, says how long it is, stays within 16384 bytes, and really is JSON; refuse anything else with 415, 411, 413, or 400 invalid_json, before Lesson 6.6a's checks of the contact </w:t>
-      </w:r>
-      <w:r>
-        <w:t>itself. In Solidity, see which of these rules a contract can have at all: cast serializes Mae for you, and anvil, the server process, makes its own checks of the JSON requests under every cast command.</w:t>
+        <w:t>Send and receive JSON request bodies from both sides in Assembly, Rust, and Erlang, exactly as Lesson 6.12 does. On the client, build the new contact Mae "Mo" Lin from values, serialize it with the language's JSON library, and send it with POST and the JSON Content-Type. On the server, accept a body only when the request says it is JSON, says how long it is, stays within 16384 bytes, and really is JSON; refuse anything else with 415, 411, 413, or 400 invalid_json, before Lesson 6.6a's checks of the contact itself. In Solidity, see which of these rules a contract can have at all: cast serializes Mae for you, and anvil, the server process, makes its own checks of the JSON requests under every cast command.</w:t>
       </w:r>
     </w:p>
     <w:p>
@@ -98,10 +95,7 @@
     </w:p>
     <w:p>
       <w:r>
-        <w:t>Lesson 6.12 explains why a client must serialize instead of joining text, and why a server checks the media type, the length, the size, and the syntax before it reads the contact. This companion shows what those checks take when the library does less, or reads more, than you expect: cJSON accepts three things that are not JSON, so Assembly checks them by hand, as C does; axum would read a body of up to 2 MB, and Erlang's httpd a body of any size, before your code runs, unless you tell them otherwise; and li</w:t>
-      </w:r>
-      <w:r>
-        <w:t>bmicrohttpd and axum read a body sent in chunks, whatever its Content-Length says. A contract receives no JSON at all, so most of the rules have no contract form, and the lesson says which. Read Lesson 6.12 first: this companion uses its values, its output, its curl Check, its Exercise and Challenge, and does not repeat why each was chosen.</w:t>
+        <w:t>Lesson 6.12 explains why a client must serialize instead of joining text, and why a server checks the media type, the length, the size, and the syntax before it reads the contact. This companion shows what those checks take when the library does less, or reads more, than you expect: cJSON accepts three things that are not JSON, so Assembly checks them by hand, as C does; axum would read a body of up to 2 MB, and Erlang's httpd a body of any size, before your code runs, unless you tell them otherwise; and libmicrohttpd and axum read a body sent in chunks, whatever its Content-Length says. A contract receives no JSON at all, so most of the rules have no contract form, and the lesson says which. Read Lesson 6.12 first: this companion uses its values, its output, its curl Check, its Exercise and Challenge, and does not repeat why each was chosen.</w:t>
       </w:r>
     </w:p>
     <w:p>
@@ -602,10 +596,7 @@
         <w:pStyle w:val="ListBullet"/>
       </w:pPr>
       <w:r>
-        <w:t>The JSON request is the one under every cast command: a JSON-RPC request, sent to anvil with POST and Content-Type: application/json (Lesson 6.2a). anvil is the server process, and it makes its own checks. Its rules are not this lesson's: anvil answers every one of them with 200 and a JSON-RPC error inside the body (Lesson 6.2a): -32700 Parse error for text that is not JSON, and -32600 Invalid request for JSON that is not a JSON-RPC request, such as one sent with the wrong Content-Type or with the key id tw</w:t>
-      </w:r>
-      <w:r>
-        <w:t>ice. It reads a chunked body, and it answers a body of 16385 bytes; probed live, it refuses one of 11 MB, with -32600.</w:t>
+        <w:t>The JSON request is the one under every cast command: a JSON-RPC request, sent to anvil with POST and Content-Type: application/json (Lesson 6.2a). anvil is the server process, and it makes its own checks. Its rules are not this lesson's: anvil answers every one of them with 200 and a JSON-RPC error inside the body (Lesson 6.2a): -32700 Parse error for text that is not JSON, and -32600 Invalid request for JSON that is not a JSON-RPC request, such as one sent with the wrong Content-Type or with the key id twice. It reads a chunked body, and it answers a body of 16385 bytes; probed live, it refuses one of 11 MB, with -32600.</w:t>
       </w:r>
     </w:p>
     <w:p>
@@ -994,10 +985,7 @@
     </w:p>
     <w:p>
       <w:r>
-        <w:t>The files step 1 copies are not printed in this lesson, so they are not in the layout: from lesson-6.6-extended, certs, .gitignore, the reset file (sql/reset_contacts.sql), your Chapter 5 contacts module (assembly/windows/contacts.asm and contacts.inc, rust/src/contacts.rs, erlang/contacts.erl and contacts.hrl), Lesson 6.5a's contact store (contact_store.asm, .rs, and .erl), Lesson 6.6a's contact_create (contact_create.asm, .rs, and .erl), cJSON (assembly/cJSON.c and cJSON.h), libmysql's three DLLs, mysql-o</w:t>
-      </w:r>
-      <w:r>
-        <w:t>tp (vendor/mysql), and the Solidity files (solidity/script/ContactRules.sol, BasicContactApi.sol, ContactApi.sol, and the two deploy scripts); and from lesson-6.12, Lesson 6.12's curl-check.txt and its four body files. Step 2 copies rust/Cargo.lock and solidity/foundry.toml from lesson-6.6-extended too. The servers and clients are Lesson 6.6a's with the parts this lesson adds and drops; type them whole, or change copies of your Lesson 6.6a files.</w:t>
+        <w:t>The files step 1 copies are not printed in this lesson, so they are not in the layout: from lesson-6.6-extended, certs, .gitignore, the reset file (sql/reset_contacts.sql), your Chapter 5 contacts module (assembly/windows/contacts.asm and contacts.inc, rust/src/contacts.rs, erlang/contacts.erl and contacts.hrl), Lesson 6.5a's contact store (contact_store.asm, .rs, and .erl), Lesson 6.6a's contact_create (contact_create.asm, .rs, and .erl), cJSON (assembly/cJSON.c and cJSON.h), libmysql's three DLLs, mysql-otp (vendor/mysql), and the Solidity files (solidity/script/ContactRules.sol, BasicContactApi.sol, ContactApi.sol, and the two deploy scripts); and from lesson-6.12, Lesson 6.12's curl-check.txt and its four body files. Step 2 copies rust/Cargo.lock and solidity/foundry.toml from lesson-6.6-extended too. The servers and clients are Lesson 6.6a's with the parts this lesson adds and drops; type them whole, or change copies of your Lesson 6.6a files.</w:t>
       </w:r>
     </w:p>
     <w:p>
@@ -1206,10 +1194,7 @@
         <w:keepNext/>
       </w:pPr>
       <w:r>
-        <w:t>Still in lesson-6.12-extended, copy every file this lesson uses unchanged: from your Lesson 6.6a folder, the certificates and .gitignore, mysql-otp, the reset file, cJSON, your Chapter 5 contacts module, Lesson 6.5a's contact store, Lesson 6.6a's contact_create, the MySQL DLLs, and every Solidity file in its script folder; and from your Lesson 6.12 folder, the curl Check file and the four body files its Body File Setup made. Remember, Copy-Item -Recurse copies a folder with everything in it, and *-body.json</w:t>
-      </w:r>
-      <w:r>
-        <w:t xml:space="preserve"> names every file whose name ends with -body.json.</w:t>
+        <w:t>Still in lesson-6.12-extended, copy every file this lesson uses unchanged: from your Lesson 6.6a folder, the certificates and .gitignore, mysql-otp, the reset file, cJSON, your Chapter 5 contacts module, Lesson 6.5a's contact store, Lesson 6.6a's contact_create, the MySQL DLLs, and every Solidity file in its script folder; and from your Lesson 6.12 folder, the curl Check file and the four body files its Body File Setup made. Remember, Copy-Item -Recurse copies a folder with everything in it, and *-body.json names every file whose name ends with -body.json.</w:t>
       </w:r>
     </w:p>
     <w:p>
@@ -1727,10 +1712,7 @@
         <w:keepNext/>
       </w:pPr>
       <w:r>
-        <w:t>Remember, verify checks that the server certificate is signed by the course CA (Lesson 6.0). 9 of the module's lines name spa_contacts, 3 in each file; each contact store file names Lesson 6.5a: once, and each contact_create file Lesson 6.6a: once, in its first comment; and the three contracts name Lesson 6.6a once each, so they are Lesson 6.6a's files. The cJSON hashes are Lesson 3.15a's, the next lines are libmysql's three DLLs, and Test-Path prints True for each file that is there. curl-check.txt has Les</w:t>
-      </w:r>
-      <w:r>
-        <w:t>son 6.12's twelve url lines, and ForEach-Object prints each body file's Length, its size in bytes, in the order named: 16384, 16385, the BOM file's 48, and the FF file's 47 (Lesson 6.12).</w:t>
+        <w:t>Remember, verify checks that the server certificate is signed by the course CA (Lesson 6.0). 9 of the module's lines name spa_contacts, 3 in each file; each contact store file names Lesson 6.5a: once, and each contact_create file Lesson 6.6a: once, in its first comment; and the three contracts name Lesson 6.6a once each, so they are Lesson 6.6a's files. The cJSON hashes are Lesson 3.15a's, the next lines are libmysql's three DLLs, and Test-Path prints True for each file that is there. curl-check.txt has Lesson 6.12's twelve url lines, and ForEach-Object prints each body file's Length, its size in bytes, in the order named: 16384, 16385, the BOM file's 48, and the FF file's 47 (Lesson 6.12).</w:t>
       </w:r>
     </w:p>
     <w:p>
@@ -1928,10 +1910,7 @@
     </w:p>
     <w:p>
       <w:r>
-        <w:t>Remember, each library goes into the lesson folder only, at the version its project file or command pins. Cargo.toml pins Lesson 6.11a's crates at the same versions: Lesson 6.6a's, plus percent-encoding for the {id} segment, which Lesson 6.6a's Cargo.lock already holds, because ureq and axum use it (Lesson 6.11a). So copy that lock and let cargo fetch read it: it keeps every version and only writes this project's new name, json_requests, into it. foundry.toml is Lesson 6.6a's too, and forge installs forge-s</w:t>
-      </w:r>
-      <w:r>
-        <w:t>td inside the lesson folder again. Each file is copied just before the command that reads it. Erlang's inets, ssl, uri_string, and json come with Erlang/OTP.</w:t>
+        <w:t>Remember, each library goes into the lesson folder only, at the version its project file or command pins. Cargo.toml pins Lesson 6.11a's crates at the same versions: Lesson 6.6a's, plus percent-encoding for the {id} segment, which Lesson 6.6a's Cargo.lock already holds, because ureq and axum use it (Lesson 6.11a). So copy that lock and let cargo fetch read it: it keeps every version and only writes this project's new name, json_requests, into it. foundry.toml is Lesson 6.6a's too, and forge installs forge-std inside the lesson folder again. Each file is copied just before the command that reads it. Erlang's inets, ssl, uri_string, and json come with Erlang/OTP.</w:t>
       </w:r>
     </w:p>
     <w:p>
@@ -2444,10 +2423,7 @@
     </w:p>
     <w:p>
       <w:r>
-        <w:t>Every Production-Minded section in Assembly, Rust, and Erlang ends with Lesson 6.12's curl Check, from the file step 1 copied, which curl.exe reads with -K. Remember, its twelve requests each fail exactly one check, in the order the server makes them: curl's own form type and no Content-Type at all, a chunked body and a POST with no body, the 16385-byte body file, then the empty body, the missing }, the extra }, the raw tab, the BOM file, and the FF file, and last the 16384-byte array, which passes every ch</w:t>
-      </w:r>
-      <w:r>
-        <w:t>eck but the shape (Lesson 6.12).</w:t>
+        <w:t>Every Production-Minded section in Assembly, Rust, and Erlang ends with Lesson 6.12's curl Check, from the file step 1 copied, which curl.exe reads with -K. Remember, its twelve requests each fail exactly one check, in the order the server makes them: curl's own form type and no Content-Type at all, a chunked body and a POST with no body, the 16385-byte body file, then the empty body, the missing }, the extra }, the raw tab, the BOM file, and the FF file, and last the 16384-byte array, which passes every check but the shape (Lesson 6.12).</w:t>
       </w:r>
     </w:p>
     <w:p>
@@ -2557,10 +2533,7 @@
     </w:p>
     <w:p>
       <w:r>
-        <w:t>Remember, Assembly calls libmicrohttpd for the server and libcurl for the client, as C does, and every Windows Assembly block starts with the $env:Path line, so the programs load MSYS2's DLLs (Lesson 6.0a). Remember, both servers answer one request at a time, because your Chapter 5 contacts.asm keeps its records in .bss (Lesson 6.5a). Both servers link this lesson's contact_body.asm, beside your Chapter 5 contacts.asm, libmysql, and cJSON; the Production-Minded server also links Lesson 6.5a's contact_store.</w:t>
-      </w:r>
-      <w:r>
-        <w:t>asm and Lesson 6.6a's contact_create.asm, which step 1 copied. The clients now build their body with cJSON, so each gcc command for a client compiles cJSON.c too.</w:t>
+        <w:t>Remember, Assembly calls libmicrohttpd for the server and libcurl for the client, as C does, and every Windows Assembly block starts with the $env:Path line, so the programs load MSYS2's DLLs (Lesson 6.0a). Remember, both servers answer one request at a time, because your Chapter 5 contacts.asm keeps its records in .bss (Lesson 6.5a). Both servers link this lesson's contact_body.asm, beside your Chapter 5 contacts.asm, libmysql, and cJSON; the Production-Minded server also links Lesson 6.5a's contact_store.asm and Lesson 6.6a's contact_create.asm, which step 1 copied. The clients now build their body with cJSON, so each gcc command for a client compiles cJSON.c too.</w:t>
       </w:r>
     </w:p>
     <w:p>
@@ -2606,10 +2579,7 @@
     </w:p>
     <w:p>
       <w:r>
-        <w:t xml:space="preserve">Start with the new file, which both servers use: contact_body.asm, C's contact_body.c function for function. cJSON lets through three things that are not JSON, so body_is_json checks a BOM, the UTF-8 bytes, and raw control characters by hand before it parses. Then the most direct versions. The Basic server answers one route itself: it is Lesson 6.6a's Basic server, with header_problem added before the body is used, which reads three headers with MHD_lookup_connection_value, and answer_create now refuses as </w:t>
-      </w:r>
-      <w:r>
-        <w:t>invalid_json a body that a 0 byte cuts short or that body_is_json refuses; JSON of the wrong shape is still invalid_input. The Basic client: main builds a cJSON object with the three keys, serializes it with cJSON_PrintUnformatted, prints it, and sends it with send_post and the header Content-Type: application/json. The new steps are commented in full, and the ones from earlier lessons have short reminders.</w:t>
+        <w:t>Start with the new file, which both servers use: contact_body.asm, C's contact_body.c function for function. cJSON lets through three things that are not JSON, so body_is_json checks a BOM, the UTF-8 bytes, and raw control characters by hand before it parses. Then the most direct versions. The Basic server answers one route itself: it is Lesson 6.6a's Basic server, with header_problem added before the body is used, which reads three headers with MHD_lookup_connection_value, and answer_create now refuses as invalid_json a body that a 0 byte cuts short or that body_is_json refuses; JSON of the wrong shape is still invalid_input. The Basic client: main builds a cJSON object with the three keys, serializes it with cJSON_PrintUnformatted, prints it, and sends it with send_post and the header Content-Type: application/json. The new steps are commented in full, and the ones from earlier lessons have short reminders.</w:t>
       </w:r>
     </w:p>
     <w:p>
@@ -14790,10 +14760,7 @@
     </w:p>
     <w:p>
       <w:r>
-        <w:t>The Production-Minded server is Lesson 6.6a's, with the collection's route and handle_list_contacts left out and three changes: handle_get_contact checks its id with Lesson 6.11a's parse_path_id; the RequestState and the request record gain too_large and the body's length; and handle_create_contact's step 2 now calls json_request_problem for the headers and the size, then body_is_json from contact_body.asm, then Lesson 6.6a's contact_from_json, unchanged. The client keeps Lesson 6.4a's functions unchanged a</w:t>
-      </w:r>
-      <w:r>
-        <w:t>nd adds contact_request_json. Read json_request_problem and handle_create_contact first, then answer_request's too_large, then the client's contact_request_json and main.</w:t>
+        <w:t>The Production-Minded server is Lesson 6.6a's, with the collection's route and handle_list_contacts left out and three changes: handle_get_contact checks its id with Lesson 6.11a's parse_path_id; the RequestState and the request record gain too_large and the body's length; and handle_create_contact's step 2 now calls json_request_problem for the headers and the size, then body_is_json from contact_body.asm, then Lesson 6.6a's contact_from_json, unchanged. The client keeps Lesson 6.4a's functions unchanged and adds contact_request_json. Read json_request_problem and handle_create_contact first, then answer_request's too_large, then the client's contact_request_json and main.</w:t>
       </w:r>
     </w:p>
     <w:p>
@@ -30546,10 +30513,7 @@
     </w:p>
     <w:p>
       <w:r>
-        <w:t>Start with the most direct versions, after lib.rs. The Basic server's answer now takes HeaderMap, the request's headers, and Body, the body still unread: header_problem checks the headers, to_bytes reads at most MAX_BODY_BYTES, and answer_create, in spawn_blocking, refuses as invalid_json a body that is not UTF-8, starts with a BOM, or is not JSON, before Lesson 6.6a's shape and value checks. The Basic client: main builds a ContactRequest struct, serializes it with serde_json::to_string, prints it, and send</w:t>
-      </w:r>
-      <w:r>
-        <w:t>s it with send_post and the content type application/json. The new steps are commented in full, and the ones from earlier lessons have short reminders.</w:t>
+        <w:t>Start with the most direct versions, after lib.rs. The Basic server's answer now takes HeaderMap, the request's headers, and Body, the body still unread: header_problem checks the headers, to_bytes reads at most MAX_BODY_BYTES, and answer_create, in spawn_blocking, refuses as invalid_json a body that is not UTF-8, starts with a BOM, or is not JSON, before Lesson 6.6a's shape and value checks. The Basic client: main builds a ContactRequest struct, serializes it with serde_json::to_string, prints it, and sends it with send_post and the content type application/json. The new steps are commented in full, and the ones from earlier lessons have short reminders.</w:t>
       </w:r>
     </w:p>
     <w:p>
@@ -34338,10 +34302,7 @@
     </w:p>
     <w:p>
       <w:r>
-        <w:t>The Production-Minded server is Lesson 6.6a's, with the collection's route and handle_list_contacts left out and three changes: handle_get_contact checks its id with Lesson 6.11a's parse_path_id, and contact_id_from_path decodes the segment it finds; route_request takes HeaderMap and Body, and runs json_request_problem and to_bytes before the create handler; and handle_create_contact now refuses with invalid_json a body that is not UTF-8 or that contact_body.rs's body_is_json refuses, before Lesson 6.6a's c</w:t>
-      </w:r>
-      <w:r>
-        <w:t>ontact_from_json, unchanged. The client keeps Lesson 6.4a's functions unchanged and adds ContactRequest and contact_request_json. Read contact_body.rs first, then json_request_problem, route_request, and handle_create_contact, then the client's contact_request_json and main.</w:t>
+        <w:t>The Production-Minded server is Lesson 6.6a's, with the collection's route and handle_list_contacts left out and three changes: handle_get_contact checks its id with Lesson 6.11a's parse_path_id, and contact_id_from_path decodes the segment it finds; route_request takes HeaderMap and Body, and runs json_request_problem and to_bytes before the create handler; and handle_create_contact now refuses with invalid_json a body that is not UTF-8 or that contact_body.rs's body_is_json refuses, before Lesson 6.6a's contact_from_json, unchanged. The client keeps Lesson 6.4a's functions unchanged and adds ContactRequest and contact_request_json. Read contact_body.rs first, then json_request_problem, route_request, and handle_create_contact, then the client's contact_request_json and main.</w:t>
       </w:r>
     </w:p>
     <w:p>
@@ -41050,10 +41011,7 @@
     </w:p>
     <w:p>
       <w:r>
-        <w:t>Start with the most direct versions. The Basic server's settings add {max_body_size, 65536}, and its do/1 calls header_problem before answer_create: header_problem reads three headers with proplists:get_value and checks the real body's length too, and answer_create refuses as invalid_json a body that starts with a BOM or that json:decode refuses. The Basic client: main builds the body with json:encode_key_value_list, prints it, and sends it with send_post and the content type application/json. The new steps</w:t>
-      </w:r>
-      <w:r>
-        <w:t xml:space="preserve"> are commented in full, and the ones from earlier lessons have short reminders.</w:t>
+        <w:t>Start with the most direct versions. The Basic server's settings add {max_body_size, 65536}, and its do/1 calls header_problem before answer_create: header_problem reads three headers with proplists:get_value and checks the real body's length too, and answer_create refuses as invalid_json a body that starts with a BOM or that json:decode refuses. The Basic client: main builds the body with json:encode_key_value_list, prints it, and sends it with send_post and the content type application/json. The new steps are commented in full, and the ones from earlier lessons have short reminders.</w:t>
       </w:r>
     </w:p>
     <w:p>
@@ -43748,10 +43706,7 @@
     </w:p>
     <w:p>
       <w:r>
-        <w:t>The Production-Minded server is Lesson 6.6a's, with the collection's route and handle_list_contacts left out and three changes: handle_get_contact checks its id with Lesson 6.11a's parse_path_id, and route_request decodes the segment with uri_string:unquote; start_server adds {max_body_size, ?READ_LIMIT_BYTES}; and handle_create_contact now calls json_request_problem, then contact_body.erl's body_is_json, then Lesson 6.6a's contact_from_json, unchanged. The client keeps Lesson 6.4a's functions unchanged and</w:t>
-      </w:r>
-      <w:r>
-        <w:t xml:space="preserve"> adds contact_request_json. Read contact_body.erl first, then json_request_problem and handle_create_contact, then start_server, then the client's contact_request_json and main.</w:t>
+        <w:t>The Production-Minded server is Lesson 6.6a's, with the collection's route and handle_list_contacts left out and three changes: handle_get_contact checks its id with Lesson 6.11a's parse_path_id, and route_request decodes the segment with uri_string:unquote; start_server adds {max_body_size, ?READ_LIMIT_BYTES}; and handle_create_contact now calls json_request_problem, then contact_body.erl's body_is_json, then Lesson 6.6a's contact_from_json, unchanged. The client keeps Lesson 6.4a's functions unchanged and adds contact_request_json. Read contact_body.erl first, then json_request_problem and handle_create_contact, then start_server, then the client's contact_request_json and main.</w:t>
       </w:r>
     </w:p>
     <w:p>
@@ -48219,10 +48174,7 @@
     </w:p>
     <w:p>
       <w:r>
-        <w:t>Solidity's section maps Lesson 6.12 onto the honest counterpart that Concept describes: the contracts are Lesson 6.6a's, copied unchanged, because a contract receives no JSON and needs none of the new checks; cast serializes Mae "Mo" Lin with the ABI; and the Node Check sends anvil, the server process, the JSON requests it does check. Remember, cast send sends a transaction, --json makes it print the receipt, which ConvertFrom-Json reads, and cast to-dec writes the ContactCreated event's id as a number (Les</w:t>
-      </w:r>
-      <w:r>
-        <w:t>son 6.6a). Every Solidity block runs in the lesson-6.12-extended folder.</w:t>
+        <w:t>Solidity's section maps Lesson 6.12 onto the honest counterpart that Concept describes: the contracts are Lesson 6.6a's, copied unchanged, because a contract receives no JSON and needs none of the new checks; cast serializes Mae "Mo" Lin with the ABI; and the Node Check sends anvil, the server process, the JSON requests it does check. Remember, cast send sends a transaction, --json makes it print the receipt, which ConvertFrom-Json reads, and cast to-dec writes the ContactCreated event's id as a number (Lesson 6.6a). Every Solidity block runs in the lesson-6.12-extended folder.</w:t>
       </w:r>
     </w:p>
     <w:p>
@@ -50851,10 +50803,7 @@
     </w:p>
     <w:p>
       <w:r>
-        <w:t>The Contact Manager REST API's EXTENDED companion checks every request body this way: POST, PUT (Lesson 6.7a), and PATCH (Lesson 6.8a) all run json_request_problem and body_is_json before their own readers, so every body route answers 415, 411, 413, and invalid_json the same way, in Assembly, Rust, and Erlang, with the chunked body refused and the real size checked. Its clients build every body with contact_request_json's method. In Solidity, the project's contract keeps ContactRules' checks on every value,</w:t>
-      </w:r>
-      <w:r>
-        <w:t xml:space="preserve"> and its clients keep cast as their serializer. The GitHub API Explorer's EXTENDED companion reads GitHub's JSON rather than sending it, and Lesson 6.13a turns to that side: parsing a response into the language's own record.</w:t>
+        <w:t>The Contact Manager REST API's EXTENDED companion checks every request body this way: POST, PUT (Lesson 6.7a), and PATCH (Lesson 6.8a) all run json_request_problem and body_is_json before their own readers, so every body route answers 415, 411, 413, and invalid_json the same way, in Assembly, Rust, and Erlang, with the chunked body refused and the real size checked. Its clients build every body with contact_request_json's method. In Solidity, the project's contract keeps ContactRules' checks on every value, and its clients keep cast as their serializer. The GitHub API Explorer's EXTENDED companion reads GitHub's JSON rather than sending it, and Lesson 6.13a turns to that side: parsing a response into the language's own record.</w:t>
       </w:r>
     </w:p>
     <w:p>
@@ -51137,10 +51086,7 @@
         <w:pStyle w:val="ListBullet"/>
       </w:pPr>
       <w:r>
-        <w:t>In the Production-Minded client, change contact_request_json so an empty phone is written as JSON null, not as "": in Assembly, compare the phone's first byte with 0 and call cJSON_AddNullToObject (rcx the object, rdx the key) instead; in Rust, make ContactRequest's phone an Option&lt;String&gt;, None for an empty phone, which serde writes as null; in Erlang, write the atom null for an empty phone, in a function phone_value with one clause for "" and one for any other phone. Chapter 5's rule is the same: an empty</w:t>
-      </w:r>
-      <w:r>
-        <w:t xml:space="preserve"> phone means no phone.</w:t>
+        <w:t>In the Production-Minded client, change contact_request_json so an empty phone is written as JSON null, not as "": in Assembly, compare the phone's first byte with 0 and call cJSON_AddNullToObject (rcx the object, rdx the key) instead; in Rust, make ContactRequest's phone an Option&lt;String&gt;, None for an empty phone, which serde writes as null; in Erlang, write the atom null for an empty phone, in a function phone_value with one clause for "" and one for any other phone. Chapter 5's rule is the same: an empty phone means no phone.</w:t>
       </w:r>
     </w:p>
     <w:p>
@@ -51485,10 +51431,7 @@
     </w:p>
     <w:p>
       <w:r>
-        <w:t>A JSON request is a body plus two headers that describe it. The client builds the body from a record with its language's serializer, cJSON, serde, or the json module, which escapes every quote, and sends it with Content-Type: application/json. The server checks in order, refusing each problem before it uses the body: the media type (415), a known length, with no chunks (411), the size limit of 16384 bytes, by the header and by what arrived (413), and the syntax, with a BOM refused by hand (400 invalid_json)</w:t>
-      </w:r>
-      <w:r>
-        <w:t>, before Lesson 6.6a's shape and value checks. Where the library reads the body decides where the checks go: Rust reads it only after them, and Erlang's httpd needs max_body_size to stop a huge one. A contract receives no JSON, so cast is its serializer, and anvil, the JSON-RPC server, makes its own checks. Lesson 6.13a turns to the other direction: the server's JSON response, parsed into the language's own record.</w:t>
+        <w:t>A JSON request is a body plus two headers that describe it. The client builds the body from a record with its language's serializer, cJSON, serde, or the json module, which escapes every quote, and sends it with Content-Type: application/json. The server checks in order, refusing each problem before it uses the body: the media type (415), a known length, with no chunks (411), the size limit of 16384 bytes, by the header and by what arrived (413), and the syntax, with a BOM refused by hand (400 invalid_json), before Lesson 6.6a's shape and value checks. Where the library reads the body decides where the checks go: Rust reads it only after them, and Erlang's httpd needs max_body_size to stop a huge one. A contract receives no JSON, so cast is its serializer, and anvil, the JSON-RPC server, makes its own checks. Lesson 6.13a turns to the other direction: the server's JSON response, parsed into the language's own record.</w:t>
       </w:r>
     </w:p>
     <w:sectPr>

--- a/Volume 1/Chapter 06 - RESTful APIs/SPA_Vol1_Ch6_Lesson6_12a_JSON_Requests_EXTENDED.docx
+++ b/Volume 1/Chapter 06 - RESTful APIs/SPA_Vol1_Ch6_Lesson6_12a_JSON_Requests_EXTENDED.docx
@@ -1563,7 +1563,7 @@
         <w:keepNext/>
       </w:pPr>
       <w:r>
-        <w:t>$openssl = "C:\Program Files\Git\mingw64\bin\openssl.exe"</w:t>
+        <w:t>$openssl = "C:\Program Files\Git\ucrt64\bin\openssl.exe"</w:t>
       </w:r>
     </w:p>
     <w:p>
@@ -52159,31 +52159,31 @@
       </w:rPr>
     </w:lvl>
   </w:abstractNum>
-  <w:num w:numId="1" w16cid:durableId="1871449929">
+  <w:num w:numId="1" w16cid:durableId="1475413002">
     <w:abstractNumId w:val="8"/>
   </w:num>
-  <w:num w:numId="2" w16cid:durableId="654916933">
+  <w:num w:numId="2" w16cid:durableId="1245336278">
     <w:abstractNumId w:val="6"/>
   </w:num>
-  <w:num w:numId="3" w16cid:durableId="875511770">
+  <w:num w:numId="3" w16cid:durableId="1240797772">
     <w:abstractNumId w:val="5"/>
   </w:num>
-  <w:num w:numId="4" w16cid:durableId="193542474">
+  <w:num w:numId="4" w16cid:durableId="934478343">
     <w:abstractNumId w:val="4"/>
   </w:num>
-  <w:num w:numId="5" w16cid:durableId="872426297">
+  <w:num w:numId="5" w16cid:durableId="765661435">
     <w:abstractNumId w:val="7"/>
   </w:num>
-  <w:num w:numId="6" w16cid:durableId="1110471814">
+  <w:num w:numId="6" w16cid:durableId="1512259407">
     <w:abstractNumId w:val="3"/>
   </w:num>
-  <w:num w:numId="7" w16cid:durableId="701830342">
+  <w:num w:numId="7" w16cid:durableId="759253467">
     <w:abstractNumId w:val="2"/>
   </w:num>
-  <w:num w:numId="8" w16cid:durableId="165676811">
+  <w:num w:numId="8" w16cid:durableId="317614092">
     <w:abstractNumId w:val="1"/>
   </w:num>
-  <w:num w:numId="9" w16cid:durableId="1718116126">
+  <w:num w:numId="9" w16cid:durableId="1132601093">
     <w:abstractNumId w:val="0"/>
   </w:num>
 </w:numbering>
